--- a/docs/en/Note_Academique_AI_for_Americans_First_EN_v2.docx
+++ b/docs/en/Note_Academique_AI_for_Americans_First_EN_v2.docx
@@ -181,7 +181,7 @@
           <w:sz w:val="21"/>
           <w:szCs w:val="21"/>
         </w:rPr>
-        <w:t>Cette étude analyse les mécanismes et les conséquences du protectionnisme IA américain sous l’administration Trump 2.0, en intégrant quatre dimensions habituellement traitées séparément dans la littérature : énergie, semi-conducteurs, compute et régulation. À partir d’un diagnostic empirique 2020–2026, de la construction d’un compute-adjusted competitiveness index (CACI) et d’une 2×2 scenario matrix, la recherche démontre que la combinaison tarifs douaniers (25 %, Section 232) et contrôles à l’export crée un avantage compétitif structurel mesurable (ratio CACI US/EU de 3.4:1 en Power Mode), accélère paradoxalement la construction d’un écosystème IA chinois alternatif, et fragmente l’ordre technologique mondial en blocs compétitifs. L’analyse comparative des réponses régionales (Europe, Amérique du Sud, Asie) révèle des trajectoires de dépendance fondamentalement différenciées. Un addendum prospectif formalise un cinquième scénario transversal — le “Grand Découplage” de 2028 — fondé sur les Cloud Sovereignty Mandates américains et la dissociation entre facteur physique et facteur souverain dans le compute IA (C(r) = C_phys(r) × F_sov(r)), révélant que la France et l’Europe confondent capacité physiquement installée et compute opérationnellement souverain. Pour la France, l’étude identifie une fenêtre d’action stratégique 2026–2028 et recommande une targeted strategic autonomy fondée sur l’avantage nucléaire, le champion IA Mistral et le cadre réglementaire européen.</w:t>
+        <w:t>Cette étude analyse les mécanismes et les conséquences du protectionnisme IA américain sous l’administration Trump 2.0, en intégrant quatre dimensions habituellement traitées séparément dans la littérature : énergie, semi-conducteurs, compute et régulation. À partir d’un diagnostic empirique 2020–2026, de la construction d’un compute-adjusted competitiveness index (CACI) et d’une 2×2 scenario matrix, la recherche démontre que la combinaison tarifs douaniers (25 %, Section 232) et contrôles à l’export crée un avantage compétitif structurel mesurable (ratio CACI US/EU de 3.47:1 en Power Mode), accélère paradoxalement la construction d’un écosystème IA chinois alternatif, et fragmente l’ordre technologique mondial en blocs compétitifs. L’analyse comparative des réponses régionales (Europe, Amérique du Sud, Asie) révèle des trajectoires de dépendance fondamentalement différenciées. Un addendum prospectif formalise un cinquième scénario transversal — le “Grand Découplage” de 2028 — fondé sur les Cloud Sovereignty Mandates américains et la dissociation entre facteur physique et facteur souverain dans le compute IA (C(r) = C_phys(r) × F_sov(r)), révélant que la France et l’Europe confondent capacité physiquement installée et compute opérationnellement souverain. Pour la France, l’étude identifie une fenêtre d’action stratégique 2026–2028 et recommande une targeted strategic autonomy fondée sur l’avantage nucléaire, le champion IA Mistral et le cadre réglementaire européen.</w:t>
       </w:r>
     </w:p>
     <w:p>
@@ -473,7 +473,7 @@
         <w:rPr>
           <w:color w:val="333333"/>
         </w:rPr>
-        <w:t>Le CACI (formule pondérée géométrique : F⁰·⁴⁰ × L⁰·²⁰ × R⁰·¹⁵ / E⁰·²⁵ en Power Mode, ou F⁰·⁴⁰ × L⁰·²⁰ × R⁰·¹⁵ / (E⁰·²⁵ × GDP) en Intensity Mode) quantifie un ratio US/EU de 3.4:1 en Power Mode, reflétant un compute gap (US : 2,76M PF, EU : 173K PF — données Epoch AI), un différentiel de coût énergétique (85 vs 135 $/MWh) et un écart de productivité IA (+30 % US, +12 % EU dans les secteurs IA-intensifs). Quatre mécanismes de transmission sont identifiés : l’asymétrie des coûts de training (GPT-4 : 100 M$ US vs 500 M$ EU), la concentration du cloud (72–80 % des workloads IA européens sur hyperscalers US), l’écart de productivité, et la capture des rentes d’innovation (effets d’échelle + effets de réseau).</w:t>
+        <w:t>Le CACI (formule pondérée géométrique : F⁰·⁴⁰ × L⁰·²⁰ × R⁰·¹⁵ / E⁰·²⁵ en Power Mode, ou F⁰·⁴⁰ × L⁰·²⁰ × R⁰·¹⁵ / (E⁰·²⁵ × GDP) en Intensity Mode) quantifie un ratio US/EU de 3.47:1 en Power Mode, reflétant un compute gap (US : 2,76M PF, EU : 173K PF — données Epoch AI), un différentiel de coût énergétique (85 vs 135 $/MWh) et un écart de productivité IA (+30 % US, +12 % EU dans les secteurs IA-intensifs). Quatre mécanismes de transmission sont identifiés : l’asymétrie des coûts de training (GPT-4 : 100 M$ US vs 500 M$ EU), la concentration du cloud (72–80 % des workloads IA européens sur hyperscalers US), l’écart de productivité, et la capture des rentes d’innovation (effets d’échelle + effets de réseau).</w:t>
       </w:r>
       <w:r>
         <w:rPr>
